--- a/downloads/teacher/04 Units/Unit 05 - Apparel and Textile Production and Design - Make It, Mend It, Wear It/Lesson 05.01 - Clothing for Roles Activities Weather and Safety.docx
+++ b/downloads/teacher/04 Units/Unit 05 - Apparel and Textile Production and Design - Make It, Mend It, Wear It/Lesson 05.01 - Clothing for Roles Activities Weather and Safety.docx
@@ -300,23 +300,41 @@
       <w:r>
         <w:t xml:space="preserve">By the end of this lesson, students will be able to:</w:t>
       </w:r>
-      <w:r>
-        <w:t xml:space="preserve"> </w:t>
-      </w:r>
-      <w:r>
-        <w:t xml:space="preserve">1. (Low: remember or understand) Without notes, list the four jobs clothing does (protect, fit the activity, fit the setting, say something) and give one example of each.</w:t>
-      </w:r>
-      <w:r>
-        <w:t xml:space="preserve"> </w:t>
-      </w:r>
-      <w:r>
-        <w:t xml:space="preserve">2. (Mid: apply or analyze) Given five situations, select and justify appropriate clothing and footwear for each, naming the weather, the activity, and the setting that drove the choice.</w:t>
-      </w:r>
-      <w:r>
-        <w:t xml:space="preserve"> </w:t>
-      </w:r>
-      <w:r>
-        <w:t xml:space="preserve">3. (High: evaluate or create) Evaluate one dress code rule from a real workplace and explain in two or three sentences what the rule protects and what it costs the worker.</w:t>
+    </w:p>
+    <w:p>
+      <w:pPr>
+        <w:numPr>
+          <w:ilvl w:val="0"/>
+          <w:numId w:val="1002"/>
+        </w:numPr>
+        <w:pStyle w:val="Compact"/>
+      </w:pPr>
+      <w:r>
+        <w:t xml:space="preserve">(Low: remember or understand) Without notes, list the four jobs clothing does (protect, fit the activity, fit the setting, say something) and give one example of each.</w:t>
+      </w:r>
+    </w:p>
+    <w:p>
+      <w:pPr>
+        <w:numPr>
+          <w:ilvl w:val="0"/>
+          <w:numId w:val="1002"/>
+        </w:numPr>
+        <w:pStyle w:val="Compact"/>
+      </w:pPr>
+      <w:r>
+        <w:t xml:space="preserve">(Mid: apply or analyze) Given five situations, select and justify appropriate clothing and footwear for each, naming the weather, the activity, and the setting that drove the choice.</w:t>
+      </w:r>
+    </w:p>
+    <w:p>
+      <w:pPr>
+        <w:numPr>
+          <w:ilvl w:val="0"/>
+          <w:numId w:val="1002"/>
+        </w:numPr>
+        <w:pStyle w:val="Compact"/>
+      </w:pPr>
+      <w:r>
+        <w:t xml:space="preserve">(High: evaluate or create) Evaluate one dress code rule from a real workplace and explain in two or three sentences what the rule protects and what it costs the worker.</w:t>
       </w:r>
     </w:p>
     <w:p>
@@ -366,7 +384,7 @@
       <w:pPr>
         <w:numPr>
           <w:ilvl w:val="0"/>
-          <w:numId w:val="1002"/>
+          <w:numId w:val="1003"/>
         </w:numPr>
         <w:pStyle w:val="Compact"/>
       </w:pPr>
@@ -387,7 +405,7 @@
       <w:pPr>
         <w:numPr>
           <w:ilvl w:val="0"/>
-          <w:numId w:val="1002"/>
+          <w:numId w:val="1003"/>
         </w:numPr>
         <w:pStyle w:val="Compact"/>
       </w:pPr>
@@ -414,7 +432,7 @@
       <w:pPr>
         <w:numPr>
           <w:ilvl w:val="0"/>
-          <w:numId w:val="1002"/>
+          <w:numId w:val="1003"/>
         </w:numPr>
         <w:pStyle w:val="Compact"/>
       </w:pPr>
@@ -426,7 +444,7 @@
       <w:pPr>
         <w:numPr>
           <w:ilvl w:val="0"/>
-          <w:numId w:val="1002"/>
+          <w:numId w:val="1003"/>
         </w:numPr>
         <w:pStyle w:val="Compact"/>
       </w:pPr>
@@ -447,7 +465,7 @@
       <w:pPr>
         <w:numPr>
           <w:ilvl w:val="0"/>
-          <w:numId w:val="1002"/>
+          <w:numId w:val="1003"/>
         </w:numPr>
         <w:pStyle w:val="Compact"/>
       </w:pPr>
@@ -459,7 +477,7 @@
       <w:pPr>
         <w:numPr>
           <w:ilvl w:val="0"/>
-          <w:numId w:val="1002"/>
+          <w:numId w:val="1003"/>
         </w:numPr>
         <w:pStyle w:val="Compact"/>
       </w:pPr>
@@ -471,7 +489,7 @@
       <w:pPr>
         <w:numPr>
           <w:ilvl w:val="0"/>
-          <w:numId w:val="1002"/>
+          <w:numId w:val="1003"/>
         </w:numPr>
         <w:pStyle w:val="Compact"/>
       </w:pPr>
@@ -890,61 +908,109 @@
       <w:r>
         <w:t xml:space="preserve">Monitor understanding:</w:t>
       </w:r>
-      <w:r>
-        <w:t xml:space="preserve"> </w:t>
-      </w:r>
-      <w:r>
-        <w:t xml:space="preserve">- Which of the four jobs is the oven mitt doing? Which is the wedding suit doing?</w:t>
-      </w:r>
-      <w:r>
-        <w:t xml:space="preserve"> </w:t>
-      </w:r>
-      <w:r>
-        <w:t xml:space="preserve">- What is one thing you could not do while wearing this work glove?</w:t>
-      </w:r>
-      <w:r>
-        <w:t xml:space="preserve"> </w:t>
-      </w:r>
-      <w:r>
-        <w:t xml:space="preserve">- You picked sneakers for the construction site. What does a construction site require that a sneaker does not have?</w:t>
-      </w:r>
-      <w:r>
-        <w:t xml:space="preserve"> </w:t>
-      </w:r>
-      <w:r>
-        <w:t xml:space="preserve">- It is 38 degrees and raining. Which is the better plan, one thick coat or three thin layers, and why?</w:t>
-      </w:r>
-    </w:p>
-    <w:p>
-      <w:pPr>
-        <w:pStyle w:val="BodyText"/>
+    </w:p>
+    <w:p>
+      <w:pPr>
+        <w:numPr>
+          <w:ilvl w:val="0"/>
+          <w:numId w:val="1004"/>
+        </w:numPr>
+        <w:pStyle w:val="Compact"/>
+      </w:pPr>
+      <w:r>
+        <w:t xml:space="preserve">Which of the four jobs is the oven mitt doing? Which is the wedding suit doing?</w:t>
+      </w:r>
+    </w:p>
+    <w:p>
+      <w:pPr>
+        <w:numPr>
+          <w:ilvl w:val="0"/>
+          <w:numId w:val="1004"/>
+        </w:numPr>
+        <w:pStyle w:val="Compact"/>
+      </w:pPr>
+      <w:r>
+        <w:t xml:space="preserve">What is one thing you could not do while wearing this work glove?</w:t>
+      </w:r>
+    </w:p>
+    <w:p>
+      <w:pPr>
+        <w:numPr>
+          <w:ilvl w:val="0"/>
+          <w:numId w:val="1004"/>
+        </w:numPr>
+        <w:pStyle w:val="Compact"/>
+      </w:pPr>
+      <w:r>
+        <w:t xml:space="preserve">You picked sneakers for the construction site. What does a construction site require that a sneaker does not have?</w:t>
+      </w:r>
+    </w:p>
+    <w:p>
+      <w:pPr>
+        <w:numPr>
+          <w:ilvl w:val="0"/>
+          <w:numId w:val="1004"/>
+        </w:numPr>
+        <w:pStyle w:val="Compact"/>
+      </w:pPr>
+      <w:r>
+        <w:t xml:space="preserve">It is 38 degrees and raining. Which is the better plan, one thick coat or three thin layers, and why?</w:t>
+      </w:r>
+    </w:p>
+    <w:p>
+      <w:pPr>
+        <w:pStyle w:val="FirstParagraph"/>
       </w:pPr>
       <w:r>
         <w:t xml:space="preserve">Deepen learning:</w:t>
       </w:r>
-      <w:r>
-        <w:t xml:space="preserve"> </w:t>
-      </w:r>
-      <w:r>
-        <w:t xml:space="preserve">- Whose job is it to decide what you wear to school? What about to work? What changes between those two answers?</w:t>
-      </w:r>
-      <w:r>
-        <w:t xml:space="preserve"> </w:t>
-      </w:r>
-      <w:r>
-        <w:t xml:space="preserve">- A restaurant says no open-toe shoes. Who is that rule protecting: the worker, the customer, or the owner? Could it be all three?</w:t>
-      </w:r>
-      <w:r>
-        <w:t xml:space="preserve"> </w:t>
-      </w:r>
-      <w:r>
-        <w:t xml:space="preserve">- Name a job where the clothing is the protection. What happens to that worker if the clothing fails?</w:t>
-      </w:r>
-      <w:r>
-        <w:t xml:space="preserve"> </w:t>
-      </w:r>
-      <w:r>
-        <w:t xml:space="preserve">- Cold weather clothing costs money. If a family cannot buy a winter coat, what does the school or the community do about that? Should it?</w:t>
+    </w:p>
+    <w:p>
+      <w:pPr>
+        <w:numPr>
+          <w:ilvl w:val="0"/>
+          <w:numId w:val="1005"/>
+        </w:numPr>
+        <w:pStyle w:val="Compact"/>
+      </w:pPr>
+      <w:r>
+        <w:t xml:space="preserve">Whose job is it to decide what you wear to school? What about to work? What changes between those two answers?</w:t>
+      </w:r>
+    </w:p>
+    <w:p>
+      <w:pPr>
+        <w:numPr>
+          <w:ilvl w:val="0"/>
+          <w:numId w:val="1005"/>
+        </w:numPr>
+        <w:pStyle w:val="Compact"/>
+      </w:pPr>
+      <w:r>
+        <w:t xml:space="preserve">A restaurant says no open-toe shoes. Who is that rule protecting: the worker, the customer, or the owner? Could it be all three?</w:t>
+      </w:r>
+    </w:p>
+    <w:p>
+      <w:pPr>
+        <w:numPr>
+          <w:ilvl w:val="0"/>
+          <w:numId w:val="1005"/>
+        </w:numPr>
+        <w:pStyle w:val="Compact"/>
+      </w:pPr>
+      <w:r>
+        <w:t xml:space="preserve">Name a job where the clothing is the protection. What happens to that worker if the clothing fails?</w:t>
+      </w:r>
+    </w:p>
+    <w:p>
+      <w:pPr>
+        <w:numPr>
+          <w:ilvl w:val="0"/>
+          <w:numId w:val="1005"/>
+        </w:numPr>
+        <w:pStyle w:val="Compact"/>
+      </w:pPr>
+      <w:r>
+        <w:t xml:space="preserve">Cold weather clothing costs money. If a family cannot buy a winter coat, what does the school or the community do about that? Should it?</w:t>
       </w:r>
     </w:p>
     <w:p>
@@ -1081,7 +1147,7 @@
       <w:pPr>
         <w:numPr>
           <w:ilvl w:val="0"/>
-          <w:numId w:val="1003"/>
+          <w:numId w:val="1006"/>
         </w:numPr>
         <w:pStyle w:val="Compact"/>
       </w:pPr>
@@ -1105,7 +1171,7 @@
       <w:pPr>
         <w:numPr>
           <w:ilvl w:val="0"/>
-          <w:numId w:val="1003"/>
+          <w:numId w:val="1006"/>
         </w:numPr>
         <w:pStyle w:val="Compact"/>
       </w:pPr>
@@ -1117,7 +1183,7 @@
       <w:pPr>
         <w:numPr>
           <w:ilvl w:val="0"/>
-          <w:numId w:val="1003"/>
+          <w:numId w:val="1006"/>
         </w:numPr>
         <w:pStyle w:val="Compact"/>
       </w:pPr>
@@ -1129,7 +1195,7 @@
       <w:pPr>
         <w:numPr>
           <w:ilvl w:val="0"/>
-          <w:numId w:val="1003"/>
+          <w:numId w:val="1006"/>
         </w:numPr>
         <w:pStyle w:val="Compact"/>
       </w:pPr>
@@ -1159,7 +1225,7 @@
       <w:pPr>
         <w:numPr>
           <w:ilvl w:val="0"/>
-          <w:numId w:val="1003"/>
+          <w:numId w:val="1006"/>
         </w:numPr>
         <w:pStyle w:val="Compact"/>
       </w:pPr>
@@ -1171,7 +1237,7 @@
       <w:pPr>
         <w:numPr>
           <w:ilvl w:val="0"/>
-          <w:numId w:val="1003"/>
+          <w:numId w:val="1006"/>
         </w:numPr>
         <w:pStyle w:val="Compact"/>
       </w:pPr>
@@ -1481,7 +1547,7 @@
       <w:pPr>
         <w:numPr>
           <w:ilvl w:val="0"/>
-          <w:numId w:val="1004"/>
+          <w:numId w:val="1007"/>
         </w:numPr>
         <w:pStyle w:val="Compact"/>
       </w:pPr>
@@ -1505,7 +1571,7 @@
       <w:pPr>
         <w:numPr>
           <w:ilvl w:val="0"/>
-          <w:numId w:val="1004"/>
+          <w:numId w:val="1007"/>
         </w:numPr>
         <w:pStyle w:val="Compact"/>
       </w:pPr>
@@ -1529,7 +1595,7 @@
       <w:pPr>
         <w:numPr>
           <w:ilvl w:val="0"/>
-          <w:numId w:val="1004"/>
+          <w:numId w:val="1007"/>
         </w:numPr>
         <w:pStyle w:val="Compact"/>
       </w:pPr>
@@ -1541,7 +1607,7 @@
       <w:pPr>
         <w:numPr>
           <w:ilvl w:val="0"/>
-          <w:numId w:val="1004"/>
+          <w:numId w:val="1007"/>
         </w:numPr>
         <w:pStyle w:val="Compact"/>
       </w:pPr>
@@ -1565,7 +1631,7 @@
       <w:pPr>
         <w:numPr>
           <w:ilvl w:val="0"/>
-          <w:numId w:val="1004"/>
+          <w:numId w:val="1007"/>
         </w:numPr>
         <w:pStyle w:val="Compact"/>
       </w:pPr>
@@ -1595,7 +1661,7 @@
       <w:pPr>
         <w:numPr>
           <w:ilvl w:val="0"/>
-          <w:numId w:val="1004"/>
+          <w:numId w:val="1007"/>
         </w:numPr>
         <w:pStyle w:val="Compact"/>
       </w:pPr>
@@ -1626,7 +1692,7 @@
       <w:pPr>
         <w:numPr>
           <w:ilvl w:val="0"/>
-          <w:numId w:val="1005"/>
+          <w:numId w:val="1008"/>
         </w:numPr>
         <w:pStyle w:val="Compact"/>
       </w:pPr>
@@ -1638,7 +1704,7 @@
       <w:pPr>
         <w:numPr>
           <w:ilvl w:val="0"/>
-          <w:numId w:val="1005"/>
+          <w:numId w:val="1008"/>
         </w:numPr>
         <w:pStyle w:val="Compact"/>
       </w:pPr>
@@ -1668,7 +1734,7 @@
       <w:pPr>
         <w:numPr>
           <w:ilvl w:val="0"/>
-          <w:numId w:val="1005"/>
+          <w:numId w:val="1008"/>
         </w:numPr>
         <w:pStyle w:val="Compact"/>
       </w:pPr>
@@ -1698,7 +1764,7 @@
       <w:pPr>
         <w:numPr>
           <w:ilvl w:val="0"/>
-          <w:numId w:val="1005"/>
+          <w:numId w:val="1008"/>
         </w:numPr>
         <w:pStyle w:val="Compact"/>
       </w:pPr>
@@ -1710,7 +1776,7 @@
       <w:pPr>
         <w:numPr>
           <w:ilvl w:val="0"/>
-          <w:numId w:val="1005"/>
+          <w:numId w:val="1008"/>
         </w:numPr>
         <w:pStyle w:val="Compact"/>
       </w:pPr>
@@ -1725,7 +1791,7 @@
       <w:pPr>
         <w:numPr>
           <w:ilvl w:val="0"/>
-          <w:numId w:val="1005"/>
+          <w:numId w:val="1008"/>
         </w:numPr>
         <w:pStyle w:val="Compact"/>
       </w:pPr>
@@ -2018,6 +2084,118 @@
       </w:pPr>
     </w:lvl>
   </w:abstractNum>
+  <w:abstractNum w:abstractNumId="99411">
+    <w:nsid w:val="71315dca"/>
+    <w:multiLevelType w:val="multilevel"/>
+    <w:lvl w:ilvl="0">
+      <w:start w:val="1"/>
+      <w:numFmt w:val="decimal"/>
+      <w:lvlText w:val="%1."/>
+      <w:lvlJc w:val="left"/>
+      <w:pPr>
+        <w:tabs>
+          <w:tab w:val="num" w:pos="0"/>
+        </w:tabs>
+        <w:ind w:left="480" w:hanging="480"/>
+      </w:pPr>
+    </w:lvl>
+    <w:lvl w:ilvl="1">
+      <w:start w:val="1"/>
+      <w:numFmt w:val="decimal"/>
+      <w:lvlText w:val="%2."/>
+      <w:lvlJc w:val="left"/>
+      <w:pPr>
+        <w:tabs>
+          <w:tab w:val="num" w:pos="720"/>
+        </w:tabs>
+        <w:ind w:left="1200" w:hanging="480"/>
+      </w:pPr>
+    </w:lvl>
+    <w:lvl w:ilvl="2">
+      <w:start w:val="1"/>
+      <w:numFmt w:val="decimal"/>
+      <w:lvlText w:val="%3."/>
+      <w:lvlJc w:val="left"/>
+      <w:pPr>
+        <w:tabs>
+          <w:tab w:val="num" w:pos="1440"/>
+        </w:tabs>
+        <w:ind w:left="1920" w:hanging="480"/>
+      </w:pPr>
+    </w:lvl>
+    <w:lvl w:ilvl="3">
+      <w:start w:val="1"/>
+      <w:numFmt w:val="decimal"/>
+      <w:lvlText w:val="%4."/>
+      <w:lvlJc w:val="left"/>
+      <w:pPr>
+        <w:tabs>
+          <w:tab w:val="num" w:pos="2160"/>
+        </w:tabs>
+        <w:ind w:left="2640" w:hanging="480"/>
+      </w:pPr>
+    </w:lvl>
+    <w:lvl w:ilvl="4">
+      <w:start w:val="1"/>
+      <w:numFmt w:val="decimal"/>
+      <w:lvlText w:val="%5."/>
+      <w:lvlJc w:val="left"/>
+      <w:pPr>
+        <w:tabs>
+          <w:tab w:val="num" w:pos="2880"/>
+        </w:tabs>
+        <w:ind w:left="3360" w:hanging="480"/>
+      </w:pPr>
+    </w:lvl>
+    <w:lvl w:ilvl="5">
+      <w:start w:val="1"/>
+      <w:numFmt w:val="decimal"/>
+      <w:lvlText w:val="%6."/>
+      <w:lvlJc w:val="left"/>
+      <w:pPr>
+        <w:tabs>
+          <w:tab w:val="num" w:pos="3600"/>
+        </w:tabs>
+        <w:ind w:left="4080" w:hanging="480"/>
+      </w:pPr>
+    </w:lvl>
+    <w:lvl w:ilvl="6">
+      <w:start w:val="1"/>
+      <w:numFmt w:val="decimal"/>
+      <w:lvlText w:val="%7."/>
+      <w:lvlJc w:val="left"/>
+      <w:pPr>
+        <w:tabs>
+          <w:tab w:val="num" w:pos="4320"/>
+        </w:tabs>
+        <w:ind w:left="4800" w:hanging="480"/>
+      </w:pPr>
+    </w:lvl>
+    <w:lvl w:ilvl="7">
+      <w:start w:val="1"/>
+      <w:numFmt w:val="decimal"/>
+      <w:lvlText w:val="%8."/>
+      <w:lvlJc w:val="left"/>
+      <w:pPr>
+        <w:tabs>
+          <w:tab w:val="num" w:pos="5040"/>
+        </w:tabs>
+        <w:ind w:left="5520" w:hanging="480"/>
+      </w:pPr>
+    </w:lvl>
+    <w:lvl w:ilvl="8">
+      <w:start w:val="1"/>
+      <w:numFmt w:val="decimal"/>
+      <w:lvlText w:val="%9."/>
+      <w:lvlJc w:val="left"/>
+      <w:pPr>
+        <w:tabs>
+          <w:tab w:val="num" w:pos="5760"/>
+        </w:tabs>
+        <w:ind w:left="6240" w:hanging="480"/>
+      </w:pPr>
+    </w:lvl>
+  </w:abstractNum>
   <w:num w:numId="1000">
     <w:abstractNumId w:val="990"/>
   </w:num>
@@ -2025,7 +2203,34 @@
     <w:abstractNumId w:val="991"/>
   </w:num>
   <w:num w:numId="1002">
-    <w:abstractNumId w:val="991"/>
+    <w:abstractNumId w:val="99411"/>
+    <w:lvlOverride w:ilvl="0">
+      <w:startOverride w:val="1"/>
+    </w:lvlOverride>
+    <w:lvlOverride w:ilvl="1">
+      <w:startOverride w:val="1"/>
+    </w:lvlOverride>
+    <w:lvlOverride w:ilvl="2">
+      <w:startOverride w:val="1"/>
+    </w:lvlOverride>
+    <w:lvlOverride w:ilvl="3">
+      <w:startOverride w:val="1"/>
+    </w:lvlOverride>
+    <w:lvlOverride w:ilvl="4">
+      <w:startOverride w:val="1"/>
+    </w:lvlOverride>
+    <w:lvlOverride w:ilvl="5">
+      <w:startOverride w:val="1"/>
+    </w:lvlOverride>
+    <w:lvlOverride w:ilvl="6">
+      <w:startOverride w:val="1"/>
+    </w:lvlOverride>
+    <w:lvlOverride w:ilvl="7">
+      <w:startOverride w:val="1"/>
+    </w:lvlOverride>
+    <w:lvlOverride w:ilvl="8">
+      <w:startOverride w:val="1"/>
+    </w:lvlOverride>
   </w:num>
   <w:num w:numId="1003">
     <w:abstractNumId w:val="991"/>
@@ -2034,6 +2239,15 @@
     <w:abstractNumId w:val="991"/>
   </w:num>
   <w:num w:numId="1005">
+    <w:abstractNumId w:val="991"/>
+  </w:num>
+  <w:num w:numId="1006">
+    <w:abstractNumId w:val="991"/>
+  </w:num>
+  <w:num w:numId="1007">
+    <w:abstractNumId w:val="991"/>
+  </w:num>
+  <w:num w:numId="1008">
     <w:abstractNumId w:val="991"/>
   </w:num>
 </w:numbering>

--- a/downloads/teacher/04 Units/Unit 05 - Apparel and Textile Production and Design - Make It, Mend It, Wear It/Lesson 05.01 - Clothing for Roles Activities Weather and Safety.docx
+++ b/downloads/teacher/04 Units/Unit 05 - Apparel and Textile Production and Design - Make It, Mend It, Wear It/Lesson 05.01 - Clothing for Roles Activities Weather and Safety.docx
@@ -94,7 +94,7 @@
         <w:pStyle w:val="BodyText"/>
       </w:pPr>
       <w:r>
-        <w:t xml:space="preserve">This is the first day of the apparel unit. Nobody touches a needle for four more days. The point of Topic 5.1 is that clothing is a decision, and the decision has four parts: protect the body, fit the activity, fit the setting, and say something about the person. Today covers the first three. Lesson 5.2 covers the fourth. My Brentwood</w:t>
+        <w:t xml:space="preserve">This is the first day of the apparel unit. Nobody touches a needle for four more days. The point of Topic 5.1 is that clothing is a decision, and the decision has four parts: protect the body, fit the activity, fit the setting, and say something about the person. Today covers the first three. Lesson 5.2 covers the fourth. My</w:t>
       </w:r>
       <w:r>
         <w:t xml:space="preserve"> </w:t>
@@ -450,15 +450,6 @@
       </w:pPr>
       <w:r>
         <w:t xml:space="preserve">The PPE box: real items from this room and the school, laid out on the front table. Minimum set: an apron, an oven mitt, safety glasses or goggles, a hair tie or hair net, a closed-toe shoe next to a flip-flop, a work glove, a high-visibility vest if the custodian will lend one, a bike helmet.</w:t>
-      </w:r>
-      <w:r>
-        <w:t xml:space="preserve"> </w:t>
-      </w:r>
-      <w:r>
-        <w:rPr>
-          <w:rStyle w:val="TeacherNote"/>
-        </w:rPr>
-        <w:t xml:space="preserve">[Sal: pull these from your own room and the custodian’s closet. Eight items is plenty. The flip-flop next to the closed-toe shoe does more teaching than any slide.]</w:t>
       </w:r>
     </w:p>
     <w:p>
@@ -1244,15 +1235,6 @@
       <w:r>
         <w:t xml:space="preserve">No-kitchen or no-machine alternative: nothing in this lesson needs a kitchen or a machine. If the PPE box cannot be assembled, the slide deck carries a photo of every item and the walk becomes a slide walk with students naming the protection before the answer appears.</w:t>
       </w:r>
-      <w:r>
-        <w:t xml:space="preserve"> </w:t>
-      </w:r>
-      <w:r>
-        <w:rPr>
-          <w:rStyle w:val="TeacherNote"/>
-        </w:rPr>
-        <w:t xml:space="preserve">[Sal: your own room’s apron and mitt beat any stock photo. Take the pictures once and you have the slides forever.]</w:t>
-      </w:r>
     </w:p>
     <w:p>
       <w:pPr>
@@ -1523,15 +1505,6 @@
       <w:r>
         <w:t xml:space="preserve">Physical education and health: the PE teacher already enforces footwear and can co-sign the closed-toe rule in one sentence at the door; FACS gives PE a class that can explain why the rule exists instead of arguing about it. Science: goggles and the reason for them is the same lesson in both rooms, so trade the goggle line for the science teacher’s fabric-and-heat demo in Lesson 5.3. Community: the school custodian for the high-visibility vest and one minute on why he wears it in the parking lot; he gives the class a real worker’s answer and gets a class that stops leaving bags in the hallway.</w:t>
       </w:r>
-      <w:r>
-        <w:t xml:space="preserve"> </w:t>
-      </w:r>
-      <w:r>
-        <w:rPr>
-          <w:rStyle w:val="TeacherNote"/>
-        </w:rPr>
-        <w:t xml:space="preserve">[Sal: ask the custodian first; he is the easiest yes in the building.]</w:t>
-      </w:r>
     </w:p>
     <w:p>
       <w:pPr>
@@ -1636,7 +1609,7 @@
         <w:pStyle w:val="Compact"/>
       </w:pPr>
       <w:r>
-        <w:t xml:space="preserve">Sal’s own materials: the Brentwood</w:t>
+        <w:t xml:space="preserve">My own materials: my</w:t>
       </w:r>
       <w:r>
         <w:t xml:space="preserve"> </w:t>
@@ -1654,7 +1627,7 @@
         <w:t xml:space="preserve"> </w:t>
       </w:r>
       <w:r>
-        <w:t xml:space="preserve">packet (workbook 5.9), specifically its second activity, outfits for five situations. Re-leveled here for grades 6 to 8 and retied to ATPD 1. b). The packet’s style-profile activity moves to Lesson 5.2.</w:t>
+        <w:t xml:space="preserve">packet, specifically its second activity, outfits for five situations. Re-leveled here for grades 6 to 8 and retied to ATPD 1. b). The packet’s style-profile activity moves to Lesson 5.2.</w:t>
       </w:r>
     </w:p>
     <w:p>
@@ -1668,15 +1641,6 @@
       <w:r>
         <w:t xml:space="preserve">This school’s own student dress code, quoted from the student handbook for Step 4.</w:t>
       </w:r>
-      <w:r>
-        <w:t xml:space="preserve"> </w:t>
-      </w:r>
-      <w:r>
-        <w:rPr>
-          <w:rStyle w:val="TeacherNote"/>
-        </w:rPr>
-        <w:t xml:space="preserve">[Sal: paste the exact wording; do not paraphrase a code you are about to ask students to analyze.]</w:t>
-      </w:r>
     </w:p>
     <w:p>
       <w:pPr>
@@ -1770,21 +1734,6 @@
       </w:pPr>
       <w:r>
         <w:t xml:space="preserve">The dress code step can go sideways fast if a student in the room was recently dress-coded. Watch the hand vote count. If it is high, keep Step 4 on the restaurant and the hospital and give this school’s code 90 seconds with no personal stories. The point is the reasoning, not this building’s policy.</w:t>
-      </w:r>
-    </w:p>
-    <w:p>
-      <w:pPr>
-        <w:numPr>
-          <w:ilvl w:val="0"/>
-          <w:numId w:val="1008"/>
-        </w:numPr>
-        <w:pStyle w:val="Compact"/>
-      </w:pPr>
-      <w:r>
-        <w:rPr>
-          <w:rStyle w:val="TeacherNote"/>
-        </w:rPr>
-        <w:t xml:space="preserve">[Sal: you have the 80s Day story from Spirit Week and it is the right story, but it belongs tomorrow, in Lesson 5.2, where the class writes the agreement. Do not spend it today.]</w:t>
       </w:r>
     </w:p>
     <w:p>
